--- a/Суфлери/Проєктування інформаційних систем/ЛР1 Вибір об’єкта дослідження, дерево цілей і WBS/12_WBS_1.4_СУФЛЕР.docx
+++ b/Суфлери/Проєктування інформаційних систем/ЛР1 Вибір об’єкта дослідження, дерево цілей і WBS/12_WBS_1.4_СУФЛЕР.docx
@@ -28,7 +28,7 @@
           <w:i w:val="0"/>
           <w:sz w:val="34"/>
         </w:rPr>
-        <w:t>WBS: субпроект 1.4 «Підсистема ситуаційної обізнаності»</w:t>
+        <w:t>WBS: субпроєкт 1.4 «Підсистема ситуаційної обізнаності»</w:t>
       </w:r>
     </w:p>
     <w:tbl>
@@ -185,7 +185,7 @@
                 <w:i w:val="0"/>
                 <w:sz w:val="23"/>
               </w:rPr>
-              <w:t>12 з 15</w:t>
+              <w:t>7 з 10</w:t>
             </w:r>
           </w:p>
         </w:tc>
@@ -259,7 +259,7 @@
           <w:i w:val="0"/>
           <w:sz w:val="27"/>
         </w:rPr>
-        <w:t>Субпроект 1.4 створює картину повітряного простору: злиття, класифікацію і інтерфейс КП. Разом з 1.5 він критичний за термінами — має завершитися до 30.06.2027.</w:t>
+        <w:t>Субпроєкт 1.4 створює картину повітряного простору: злиття, класифікацію і інтерфейс КП. Разом з 1.5 він критичний за термінами — має завершитися до 30.06.2027.</w:t>
       </w:r>
     </w:p>
     <w:p>
@@ -380,7 +380,7 @@
           <w:i w:val="0"/>
           <w:sz w:val="26"/>
         </w:rPr>
-        <w:t>: 1.4.3.1 мнемосхема повітряної обстановки.</w:t>
+        <w:t>: 1.4.3.1 мнемосхема повітряної обстановки, 1.4.3.2 черга загроз і картка треку.</w:t>
       </w:r>
     </w:p>
     <w:p>
@@ -414,7 +414,7 @@
           <w:i w:val="0"/>
           <w:sz w:val="26"/>
         </w:rPr>
-        <w:t xml:space="preserve"> Ієрархічне кодування 1.x / 1.x.x / 1.x.x.x — етап 5 розробки WBS «Формування системи кодування»: за кодом одразу видно, якому субпроекту належить пакет.</w:t>
+        <w:t xml:space="preserve"> Ієрархічне кодування 1.x / 1.x.x / 1.x.x.x — етап 5 розробки WBS «Формування системи кодування»: за кодом одразу видно, якому субпроєкту належить пакет.</w:t>
       </w:r>
     </w:p>
     <w:p>
@@ -508,7 +508,7 @@
           <w:i w:val="0"/>
           <w:sz w:val="26"/>
         </w:rPr>
-        <w:t>Чому субпроект критичний за термінами?</w:t>
+        <w:t>Чому субпроєкт критичний за термінами?</w:t>
       </w:r>
     </w:p>
     <w:p>
@@ -583,7 +583,7 @@
           <w:i w:val="0"/>
           <w:sz w:val="26"/>
         </w:rPr>
-        <w:t>Пакети реалізують заходи дерева: 1.4.1.1 — захід 1.3.1 «Автоматичне злиття», 1.4.2.2 — захід 2.1.1 «Автоматичний розрахунок пріоритету».</w:t>
+        <w:t>Пакети реалізують заходи дерева: 1.4.1.1 — захід 1.3.1 «Автоматичне злиття виявлень у треки», 1.4.2.1 — захід 1.3.2 «Класифікація з підтвердженням», 1.5.1.2 — захід 3.3.1 «Правило двох осіб».</w:t>
       </w:r>
     </w:p>
     <w:p>
